--- a/Social_Science_and_Medicine/R_R/Response_letter_2.docx
+++ b/Social_Science_and_Medicine/R_R/Response_letter_2.docx
@@ -120,27 +120,7 @@
           <w:sz w:val="24"/>
           <w:szCs w:val="24"/>
         </w:rPr>
-        <w:t>2.</w:t>
-      </w:r>
-      <w:r>
-        <w:rPr>
-          <w:rFonts w:ascii="Calibri" w:hAnsi="Calibri" w:cs="Calibri"/>
-          <w:b/>
-          <w:color w:val="000000"/>
-          <w:sz w:val="24"/>
-          <w:szCs w:val="24"/>
-        </w:rPr>
-        <w:t xml:space="preserve"> </w:t>
-      </w:r>
-      <w:r>
-        <w:rPr>
-          <w:rFonts w:ascii="Calibri" w:hAnsi="Calibri" w:cs="Calibri"/>
-          <w:b/>
-          <w:color w:val="000000"/>
-          <w:sz w:val="24"/>
-          <w:szCs w:val="24"/>
-        </w:rPr>
-        <w:t>Interpretation of the experimental treatments and findings</w:t>
+        <w:t>2. Interpretation of the experimental treatments and findings</w:t>
       </w:r>
       <w:r>
         <w:rPr>
@@ -185,7 +165,16 @@
           <w:szCs w:val="24"/>
         </w:rPr>
         <w:lastRenderedPageBreak/>
-        <w:t>of added information and framing emphasis (pp. 18, 21). The Discussion treats increased “I don’t know” responses as a substantive finding with several possible explanations (p. 21). New Table OA3 reports all pairwise differences in predicted probabilities with 95% confidence intervals (p. 49). The Results distinguish statistically supported effects from directional estimates, including the rescue increase in unconditional funding and resource-preservation increase in conditional funding (pp. 19–21). We also explain the size of the largest effect and contextualize it using the opportunity-cost meta-analysis by Maguire et al. (2023), while noting differences in outcomes and designs (p. 21).</w:t>
+        <w:t>of added information and framing emphasis (pp. 18, 21). The Discussion treats increased “I don’t know” responses as a substantive finding with several possible explanations (p. 21). New Table OA3 reports all pairwise differences in predicted probabilities with 95% confidence intervals (p. 49). The Results distinguish statistically supported effects from directional estimates, including the rescue increase in unconditional funding and resource-preservation increase in conditional funding (pp. 19–21). We also explain the size of the largest effect and contextualize it using the opportunity-cost meta-analysis by Maguire et al. (2023)</w:t>
+      </w:r>
+      <w:r>
+        <w:rPr>
+          <w:rFonts w:ascii="Calibri" w:hAnsi="Calibri" w:cs="Calibri"/>
+          <w:color w:val="FF0000"/>
+          <w:sz w:val="24"/>
+          <w:szCs w:val="24"/>
+        </w:rPr>
+        <w:t xml:space="preserve"> (p. 21).</w:t>
       </w:r>
     </w:p>
     <w:p>
